--- a/tests/n8PDF.Tests/Fixtures/Minimal/images-floating.docx
+++ b/tests/n8PDF.Tests/Fixtures/Minimal/images-floating.docx
@@ -1,6 +1,6 @@
 
 <file path=word/document.xml><?xml version="1.0" encoding="utf-8"?>
-<w:document xmlns:w="http://schemas.openxmlformats.org/wordprocessingml/2006/main" xmlns:r="http://schemas.openxmlformats.org/officeDocument/2006/relationships" xmlns:wp="http://schemas.openxmlformats.org/drawingml/2006/wordprocessingDrawing" xmlns:a="http://schemas.openxmlformats.org/drawingml/2006/main">
+<w:document xmlns:w="http://schemas.openxmlformats.org/wordprocessingml/2006/main" xmlns:r="http://schemas.openxmlformats.org/officeDocument/2006/relationships" xmlns:wp="http://schemas.openxmlformats.org/drawingml/2006/wordprocessingDrawing" xmlns:a="http://schemas.openxmlformats.org/drawingml/2006/main" xmlns:mc="http://schemas.openxmlformats.org/markup-compatibility/2006" xmlns:wps="http://schemas.microsoft.com/office/word/2010/wordprocessingShape">
   <w:body>
     <w:p>
       <w:pPr>

--- a/tests/n8PDF.Tests/Fixtures/Minimal/images-floating.docx
+++ b/tests/n8PDF.Tests/Fixtures/Minimal/images-floating.docx
@@ -1,6 +1,6 @@
 
 <file path=word/document.xml><?xml version="1.0" encoding="utf-8"?>
-<w:document xmlns:w="http://schemas.openxmlformats.org/wordprocessingml/2006/main" xmlns:r="http://schemas.openxmlformats.org/officeDocument/2006/relationships" xmlns:wp="http://schemas.openxmlformats.org/drawingml/2006/wordprocessingDrawing" xmlns:a="http://schemas.openxmlformats.org/drawingml/2006/main" xmlns:mc="http://schemas.openxmlformats.org/markup-compatibility/2006" xmlns:wps="http://schemas.microsoft.com/office/word/2010/wordprocessingShape">
+<w:document xmlns:w="http://schemas.openxmlformats.org/wordprocessingml/2006/main" xmlns:r="http://schemas.openxmlformats.org/officeDocument/2006/relationships" xmlns:wp="http://schemas.openxmlformats.org/drawingml/2006/wordprocessingDrawing" xmlns:a="http://schemas.openxmlformats.org/drawingml/2006/main" xmlns:mc="http://schemas.openxmlformats.org/markup-compatibility/2006" xmlns:wps="http://schemas.microsoft.com/office/word/2010/wordprocessingShape" xmlns:v="urn:schemas-microsoft-com:vml" xmlns:o="urn:schemas-microsoft-com:office:office" xmlns:w10="urn:schemas-microsoft-com:office:word">
   <w:body>
     <w:p>
       <w:pPr>

--- a/tests/n8PDF.Tests/Fixtures/Minimal/images-floating.docx
+++ b/tests/n8PDF.Tests/Fixtures/Minimal/images-floating.docx
@@ -1,6 +1,6 @@
 
 <file path=word/document.xml><?xml version="1.0" encoding="utf-8"?>
-<w:document xmlns:w="http://schemas.openxmlformats.org/wordprocessingml/2006/main" xmlns:r="http://schemas.openxmlformats.org/officeDocument/2006/relationships" xmlns:wp="http://schemas.openxmlformats.org/drawingml/2006/wordprocessingDrawing" xmlns:a="http://schemas.openxmlformats.org/drawingml/2006/main" xmlns:mc="http://schemas.openxmlformats.org/markup-compatibility/2006" xmlns:wps="http://schemas.microsoft.com/office/word/2010/wordprocessingShape" xmlns:v="urn:schemas-microsoft-com:vml" xmlns:o="urn:schemas-microsoft-com:office:office" xmlns:w10="urn:schemas-microsoft-com:office:word">
+<w:document xmlns:w="http://schemas.openxmlformats.org/wordprocessingml/2006/main" xmlns:r="http://schemas.openxmlformats.org/officeDocument/2006/relationships" xmlns:wp="http://schemas.openxmlformats.org/drawingml/2006/wordprocessingDrawing" xmlns:a="http://schemas.openxmlformats.org/drawingml/2006/main" xmlns:mc="http://schemas.openxmlformats.org/markup-compatibility/2006" xmlns:wps="http://schemas.microsoft.com/office/word/2010/wordprocessingShape" xmlns:v="urn:schemas-microsoft-com:vml" xmlns:o="urn:schemas-microsoft-com:office:office" xmlns:w10="urn:schemas-microsoft-com:office:word" xmlns:m="http://schemas.openxmlformats.org/officeDocument/2006/math">
   <w:body>
     <w:p>
       <w:pPr>

--- a/tests/n8PDF.Tests/Fixtures/Minimal/images-floating.docx
+++ b/tests/n8PDF.Tests/Fixtures/Minimal/images-floating.docx
@@ -18,12 +18,12 @@
             </wp:positionV>
             <wp:extent cx="1371600" cy="1143000"/>
             <wp:wrapSquare wrapText="bothSides"/>
-            <wp:docPr id="3" name="Floating 3"/>
+            <wp:docPr id="4" name="Floating 4"/>
             <a:graphic>
               <a:graphicData uri="http://schemas.openxmlformats.org/drawingml/2006/picture">
                 <pic:pic xmlns:pic="http://schemas.openxmlformats.org/drawingml/2006/picture">
                   <pic:nvPicPr>
-                    <pic:cNvPr id="3" name="Floating"/>
+                    <pic:cNvPr id="4" name="Floating"/>
                     <pic:cNvPicPr/>
                   </pic:nvPicPr>
                   <pic:blipFill>
@@ -71,12 +71,12 @@
             </wp:positionV>
             <wp:extent cx="1371600" cy="1143000"/>
             <wp:wrapSquare wrapText="bothSides"/>
-            <wp:docPr id="3" name="Floating 3"/>
+            <wp:docPr id="4" name="Floating 4"/>
             <a:graphic>
               <a:graphicData uri="http://schemas.openxmlformats.org/drawingml/2006/picture">
                 <pic:pic xmlns:pic="http://schemas.openxmlformats.org/drawingml/2006/picture">
                   <pic:nvPicPr>
-                    <pic:cNvPr id="3" name="Floating"/>
+                    <pic:cNvPr id="4" name="Floating"/>
                     <pic:cNvPicPr/>
                   </pic:nvPicPr>
                   <pic:blipFill>
@@ -110,6 +110,7 @@
     </w:p>
     <w:p>
       <w:pPr>
+        <w:pageBreakBefore/>
         <w:spacing w:before="0" w:after="0" w:line="240" w:lineRule="auto"/>
       </w:pPr>
       <w:r>
@@ -117,19 +118,72 @@
           <wp:anchor distT="76200" distB="76200" distL="76200" distR="76200" simplePos="0" relativeHeight="251658240" behindDoc="0" locked="0" layoutInCell="1" allowOverlap="1">
             <wp:simplePos x="0" y="0"/>
             <wp:positionH relativeFrom="column">
-              <wp:posOffset>0</wp:posOffset>
+              <wp:align>center</wp:align>
             </wp:positionH>
             <wp:positionV relativeFrom="paragraph">
               <wp:posOffset>0</wp:posOffset>
             </wp:positionV>
-            <wp:extent cx="4572000" cy="457200"/>
-            <wp:wrapTopAndBottom/>
-            <wp:docPr id="3" name="Floating 3"/>
+            <wp:extent cx="1828800" cy="914400"/>
+            <wp:wrapSquare wrapText="bothSides"/>
+            <wp:docPr id="4" name="Floating 4"/>
             <a:graphic>
               <a:graphicData uri="http://schemas.openxmlformats.org/drawingml/2006/picture">
                 <pic:pic xmlns:pic="http://schemas.openxmlformats.org/drawingml/2006/picture">
                   <pic:nvPicPr>
-                    <pic:cNvPr id="3" name="Floating"/>
+                    <pic:cNvPr id="4" name="Floating"/>
+                    <pic:cNvPicPr/>
+                  </pic:nvPicPr>
+                  <pic:blipFill>
+                    <a:blip r:embed="rIdImg4"/>
+                    <a:stretch>
+                      <a:fillRect/>
+                    </a:stretch>
+                  </pic:blipFill>
+                  <pic:spPr>
+                    <a:xfrm>
+                      <a:off x="0" y="0"/>
+                      <a:ext cx="1828800" cy="914400"/>
+                    </a:xfrm>
+                    <a:prstGeom prst="rect">
+                      <a:avLst/>
+                    </a:prstGeom>
+                  </pic:spPr>
+                </pic:pic>
+              </a:graphicData>
+            </a:graphic>
+          </wp:anchor>
+        </w:drawing>
+      </w:r>
+      <w:r>
+        <w:rPr>
+          <w:rFonts w:ascii="Times New Roman" w:hAnsi="Times New Roman"/>
+          <w:sz w:val="24"/>
+        </w:rPr>
+        <w:t xml:space="preserve">Text flows around the floating picture beside it. Text flows around the floating picture beside it. Text flows around the floating picture beside it. Text flows around the floating picture beside it. Text flows around the floating picture beside it. Text flows around the floating picture beside it. Text flows around the floating picture beside it. Text flows around the floating picture beside it. Text flows around the floating picture beside it. Text flows around the floating picture beside it. Text flows around the floating picture beside it. Text flows around the floating picture beside it. Text flows around the floating picture beside it. Text flows around the floating picture beside it.</w:t>
+      </w:r>
+    </w:p>
+    <w:p>
+      <w:pPr>
+        <w:spacing w:before="0" w:after="0" w:line="240" w:lineRule="auto"/>
+      </w:pPr>
+      <w:r>
+        <w:drawing>
+          <wp:anchor distT="76200" distB="76200" distL="76200" distR="76200" simplePos="0" relativeHeight="251658240" behindDoc="0" locked="0" layoutInCell="1" allowOverlap="1">
+            <wp:simplePos x="0" y="0"/>
+            <wp:positionH relativeFrom="column">
+              <wp:posOffset>0</wp:posOffset>
+            </wp:positionH>
+            <wp:positionV relativeFrom="paragraph">
+              <wp:posOffset>0</wp:posOffset>
+            </wp:positionV>
+            <wp:extent cx="4572000" cy="457200"/>
+            <wp:wrapTopAndBottom/>
+            <wp:docPr id="4" name="Floating 4"/>
+            <a:graphic>
+              <a:graphicData uri="http://schemas.openxmlformats.org/drawingml/2006/picture">
+                <pic:pic xmlns:pic="http://schemas.openxmlformats.org/drawingml/2006/picture">
+                  <pic:nvPicPr>
+                    <pic:cNvPr id="4" name="Floating"/>
                     <pic:cNvPicPr/>
                   </pic:nvPicPr>
                   <pic:blipFill>

--- a/tests/n8PDF.Tests/Fixtures/Minimal/images-floating.docx
+++ b/tests/n8PDF.Tests/Fixtures/Minimal/images-floating.docx
@@ -110,7 +110,6 @@
     </w:p>
     <w:p>
       <w:pPr>
-        <w:pageBreakBefore/>
         <w:spacing w:before="0" w:after="0" w:line="240" w:lineRule="auto"/>
       </w:pPr>
       <w:r>
